--- a/ответы/2026-06-16_кибер-медиа-iot-безопасность.docx
+++ b/ответы/2026-06-16_кибер-медиа-iot-безопасность.docx
@@ -17,7 +17,7 @@
     <w:p/>
     <w:p>
       <w:r>
-        <w:t>Какие новые векторы атак появились с распространением локальных экосистем умного дома?</w:t>
+        <w:t>Какие новые векторы атак появились с распространением локальных экосистем умного дома (Matter, Thread, Home Assistant)? Чем они отличаются от угроз, характерных для облачных IoT-платформ?</w:t>
       </w:r>
     </w:p>
     <w:p/>
@@ -54,7 +54,7 @@
     <w:p/>
     <w:p>
       <w:r>
-        <w:t>В каких сценариях гостевой сети уже недостаточно и нужна полноценная сегментация через VLAN?</w:t>
+        <w:t>В каких сценариях для защиты камер, NAS и других IoT-устройств уже недостаточно гостевой сети на роутере и требуется полноценная сегментация с помощью VLAN и правил межсетевого экрана?</w:t>
       </w:r>
     </w:p>
     <w:p/>
@@ -97,7 +97,7 @@
     <w:p/>
     <w:p>
       <w:r>
-        <w:t>Какие ошибки в настройке устройств злоумышленники используют чаще всего в 2026 году?</w:t>
+        <w:t>Какие ошибки в настройке роутеров, IP-камер и других IoT-устройств злоумышленники чаще всего используют в 2026 году для получения доступа к домашней сети?</w:t>
       </w:r>
     </w:p>
     <w:p/>
@@ -140,7 +140,7 @@
     <w:p/>
     <w:p>
       <w:r>
-        <w:t>Какие архитектурные решения эффективно защищают видеокамеры и видеопоток при удалённом доступе?</w:t>
+        <w:t>Какие архитектурные решения наиболее эффективно снижают риск компрометации IP-камер и утечки видеопотока при удалённом доступе?</w:t>
       </w:r>
     </w:p>
     <w:p/>
@@ -171,7 +171,7 @@
     <w:p/>
     <w:p>
       <w:r>
-        <w:t>Какой минимум безопасности обязателен для домашней сети с камерами и IoT-устройствами?</w:t>
+        <w:t>Какие проверки и настройки вы считаете обязательным минимумом безопасности для домашней сети с роутером, IP-камерами и другими IoT-устройствами? Почему именно эти меры дают наибольший эффект?</w:t>
       </w:r>
     </w:p>
     <w:p/>
@@ -641,7 +641,7 @@
     <w:link w:val="10"/>
     <w:uiPriority w:val="9"/>
     <w:qFormat/>
-    <w:rsid w:val="007365F6"/>
+    <w:rsid w:val="00F66A84"/>
     <w:pPr>
       <w:keepNext/>
       <w:keepLines/>
@@ -664,7 +664,7 @@
     <w:semiHidden/>
     <w:unhideWhenUsed/>
     <w:qFormat/>
-    <w:rsid w:val="007365F6"/>
+    <w:rsid w:val="00F66A84"/>
     <w:pPr>
       <w:keepNext/>
       <w:keepLines/>
@@ -687,7 +687,7 @@
     <w:semiHidden/>
     <w:unhideWhenUsed/>
     <w:qFormat/>
-    <w:rsid w:val="007365F6"/>
+    <w:rsid w:val="00F66A84"/>
     <w:pPr>
       <w:keepNext/>
       <w:keepLines/>
@@ -710,7 +710,7 @@
     <w:semiHidden/>
     <w:unhideWhenUsed/>
     <w:qFormat/>
-    <w:rsid w:val="007365F6"/>
+    <w:rsid w:val="00F66A84"/>
     <w:pPr>
       <w:keepNext/>
       <w:keepLines/>
@@ -733,7 +733,7 @@
     <w:semiHidden/>
     <w:unhideWhenUsed/>
     <w:qFormat/>
-    <w:rsid w:val="007365F6"/>
+    <w:rsid w:val="00F66A84"/>
     <w:pPr>
       <w:keepNext/>
       <w:keepLines/>
@@ -754,7 +754,7 @@
     <w:semiHidden/>
     <w:unhideWhenUsed/>
     <w:qFormat/>
-    <w:rsid w:val="007365F6"/>
+    <w:rsid w:val="00F66A84"/>
     <w:pPr>
       <w:keepNext/>
       <w:keepLines/>
@@ -777,7 +777,7 @@
     <w:semiHidden/>
     <w:unhideWhenUsed/>
     <w:qFormat/>
-    <w:rsid w:val="007365F6"/>
+    <w:rsid w:val="00F66A84"/>
     <w:pPr>
       <w:keepNext/>
       <w:keepLines/>
@@ -798,7 +798,7 @@
     <w:semiHidden/>
     <w:unhideWhenUsed/>
     <w:qFormat/>
-    <w:rsid w:val="007365F6"/>
+    <w:rsid w:val="00F66A84"/>
     <w:pPr>
       <w:keepNext/>
       <w:keepLines/>
@@ -821,7 +821,7 @@
     <w:semiHidden/>
     <w:unhideWhenUsed/>
     <w:qFormat/>
-    <w:rsid w:val="007365F6"/>
+    <w:rsid w:val="00F66A84"/>
     <w:pPr>
       <w:keepNext/>
       <w:keepLines/>
@@ -865,7 +865,7 @@
     <w:basedOn w:val="a0"/>
     <w:link w:val="1"/>
     <w:uiPriority w:val="9"/>
-    <w:rsid w:val="007365F6"/>
+    <w:rsid w:val="00F66A84"/>
     <w:rPr>
       <w:rFonts w:asciiTheme="majorHAnsi" w:eastAsiaTheme="majorEastAsia" w:hAnsiTheme="majorHAnsi" w:cstheme="majorBidi"/>
       <w:color w:val="0F4761" w:themeColor="accent1" w:themeShade="BF"/>
@@ -879,7 +879,7 @@
     <w:link w:val="2"/>
     <w:uiPriority w:val="9"/>
     <w:semiHidden/>
-    <w:rsid w:val="007365F6"/>
+    <w:rsid w:val="00F66A84"/>
     <w:rPr>
       <w:rFonts w:asciiTheme="majorHAnsi" w:eastAsiaTheme="majorEastAsia" w:hAnsiTheme="majorHAnsi" w:cstheme="majorBidi"/>
       <w:color w:val="0F4761" w:themeColor="accent1" w:themeShade="BF"/>
@@ -893,7 +893,7 @@
     <w:link w:val="3"/>
     <w:uiPriority w:val="9"/>
     <w:semiHidden/>
-    <w:rsid w:val="007365F6"/>
+    <w:rsid w:val="00F66A84"/>
     <w:rPr>
       <w:rFonts w:eastAsiaTheme="majorEastAsia" w:cstheme="majorBidi"/>
       <w:color w:val="0F4761" w:themeColor="accent1" w:themeShade="BF"/>
@@ -907,7 +907,7 @@
     <w:link w:val="4"/>
     <w:uiPriority w:val="9"/>
     <w:semiHidden/>
-    <w:rsid w:val="007365F6"/>
+    <w:rsid w:val="00F66A84"/>
     <w:rPr>
       <w:rFonts w:eastAsiaTheme="majorEastAsia" w:cstheme="majorBidi"/>
       <w:i/>
@@ -921,7 +921,7 @@
     <w:link w:val="5"/>
     <w:uiPriority w:val="9"/>
     <w:semiHidden/>
-    <w:rsid w:val="007365F6"/>
+    <w:rsid w:val="00F66A84"/>
     <w:rPr>
       <w:rFonts w:eastAsiaTheme="majorEastAsia" w:cstheme="majorBidi"/>
       <w:color w:val="0F4761" w:themeColor="accent1" w:themeShade="BF"/>
@@ -933,7 +933,7 @@
     <w:link w:val="6"/>
     <w:uiPriority w:val="9"/>
     <w:semiHidden/>
-    <w:rsid w:val="007365F6"/>
+    <w:rsid w:val="00F66A84"/>
     <w:rPr>
       <w:rFonts w:eastAsiaTheme="majorEastAsia" w:cstheme="majorBidi"/>
       <w:i/>
@@ -947,7 +947,7 @@
     <w:link w:val="7"/>
     <w:uiPriority w:val="9"/>
     <w:semiHidden/>
-    <w:rsid w:val="007365F6"/>
+    <w:rsid w:val="00F66A84"/>
     <w:rPr>
       <w:rFonts w:eastAsiaTheme="majorEastAsia" w:cstheme="majorBidi"/>
       <w:color w:val="595959" w:themeColor="text1" w:themeTint="A6"/>
@@ -959,7 +959,7 @@
     <w:link w:val="8"/>
     <w:uiPriority w:val="9"/>
     <w:semiHidden/>
-    <w:rsid w:val="007365F6"/>
+    <w:rsid w:val="00F66A84"/>
     <w:rPr>
       <w:rFonts w:eastAsiaTheme="majorEastAsia" w:cstheme="majorBidi"/>
       <w:i/>
@@ -973,7 +973,7 @@
     <w:link w:val="9"/>
     <w:uiPriority w:val="9"/>
     <w:semiHidden/>
-    <w:rsid w:val="007365F6"/>
+    <w:rsid w:val="00F66A84"/>
     <w:rPr>
       <w:rFonts w:eastAsiaTheme="majorEastAsia" w:cstheme="majorBidi"/>
       <w:color w:val="272727" w:themeColor="text1" w:themeTint="D8"/>
@@ -986,7 +986,7 @@
     <w:link w:val="a4"/>
     <w:uiPriority w:val="10"/>
     <w:qFormat/>
-    <w:rsid w:val="007365F6"/>
+    <w:rsid w:val="00F66A84"/>
     <w:pPr>
       <w:spacing w:after="80" w:line="240" w:lineRule="auto"/>
       <w:contextualSpacing/>
@@ -1004,7 +1004,7 @@
     <w:basedOn w:val="a0"/>
     <w:link w:val="a3"/>
     <w:uiPriority w:val="10"/>
-    <w:rsid w:val="007365F6"/>
+    <w:rsid w:val="00F66A84"/>
     <w:rPr>
       <w:rFonts w:asciiTheme="majorHAnsi" w:eastAsiaTheme="majorEastAsia" w:hAnsiTheme="majorHAnsi" w:cstheme="majorBidi"/>
       <w:spacing w:val="-10"/>
@@ -1020,7 +1020,7 @@
     <w:link w:val="a6"/>
     <w:uiPriority w:val="11"/>
     <w:qFormat/>
-    <w:rsid w:val="007365F6"/>
+    <w:rsid w:val="00F66A84"/>
     <w:pPr>
       <w:numPr>
         <w:ilvl w:val="1"/>
@@ -1039,7 +1039,7 @@
     <w:basedOn w:val="a0"/>
     <w:link w:val="a5"/>
     <w:uiPriority w:val="11"/>
-    <w:rsid w:val="007365F6"/>
+    <w:rsid w:val="00F66A84"/>
     <w:rPr>
       <w:rFonts w:eastAsiaTheme="majorEastAsia" w:cstheme="majorBidi"/>
       <w:color w:val="595959" w:themeColor="text1" w:themeTint="A6"/>
@@ -1055,7 +1055,7 @@
     <w:link w:val="22"/>
     <w:uiPriority w:val="29"/>
     <w:qFormat/>
-    <w:rsid w:val="007365F6"/>
+    <w:rsid w:val="00F66A84"/>
     <w:pPr>
       <w:spacing w:before="160"/>
       <w:jc w:val="center"/>
@@ -1071,7 +1071,7 @@
     <w:basedOn w:val="a0"/>
     <w:link w:val="21"/>
     <w:uiPriority w:val="29"/>
-    <w:rsid w:val="007365F6"/>
+    <w:rsid w:val="00F66A84"/>
     <w:rPr>
       <w:i/>
       <w:iCs/>
@@ -1083,7 +1083,7 @@
     <w:basedOn w:val="a"/>
     <w:uiPriority w:val="34"/>
     <w:qFormat/>
-    <w:rsid w:val="007365F6"/>
+    <w:rsid w:val="00F66A84"/>
     <w:pPr>
       <w:ind w:left="720"/>
       <w:contextualSpacing/>
@@ -1094,7 +1094,7 @@
     <w:basedOn w:val="a0"/>
     <w:uiPriority w:val="21"/>
     <w:qFormat/>
-    <w:rsid w:val="007365F6"/>
+    <w:rsid w:val="00F66A84"/>
     <w:rPr>
       <w:i/>
       <w:iCs/>
@@ -1108,7 +1108,7 @@
     <w:link w:val="aa"/>
     <w:uiPriority w:val="30"/>
     <w:qFormat/>
-    <w:rsid w:val="007365F6"/>
+    <w:rsid w:val="00F66A84"/>
     <w:pPr>
       <w:pBdr>
         <w:top w:val="single" w:sz="4" w:space="10" w:color="0F4761" w:themeColor="accent1" w:themeShade="BF"/>
@@ -1129,7 +1129,7 @@
     <w:basedOn w:val="a0"/>
     <w:link w:val="a9"/>
     <w:uiPriority w:val="30"/>
-    <w:rsid w:val="007365F6"/>
+    <w:rsid w:val="00F66A84"/>
     <w:rPr>
       <w:i/>
       <w:iCs/>
@@ -1141,7 +1141,7 @@
     <w:basedOn w:val="a0"/>
     <w:uiPriority w:val="32"/>
     <w:qFormat/>
-    <w:rsid w:val="007365F6"/>
+    <w:rsid w:val="00F66A84"/>
     <w:rPr>
       <w:b/>
       <w:bCs/>

--- a/ответы/2026-06-16_кибер-медиа-iot-безопасность.docx
+++ b/ответы/2026-06-16_кибер-медиа-iot-безопасность.docx
@@ -4,12 +4,6 @@
   <w:body>
     <w:p>
       <w:r>
-        <w:t>Безопасность IoT и умного дома в 2026 году: реальные угрозы и работающая защита</w:t>
-      </w:r>
-    </w:p>
-    <w:p/>
-    <w:p>
-      <w:r>
         <w:t>Умный дом перестал быть нишевой технологией для энтузиастов. В 2026 году типичная квартира содержит от десяти до тридцати подключённых устройств: видеокамеры, термостаты, замки, датчики, колонки, телевизоры. Каждое из них является потенциальной точкой входа в домашнюю сеть, и уровень угроз вырос пропорционально числу устройств.</w:t>
       </w:r>
     </w:p>
@@ -41,13 +35,35 @@
     <w:p/>
     <w:p>
       <w:r>
-        <w:t>Home Assistant, запущенный без надлежащей защиты и доступный из интернета, становится единой точкой отказа: через него атакующий получает доступ ко всем устройствам одновременно. При этом облачный производитель хотя бы поддерживает собственную инфраструктуру безопасности, а ответственность за настройку локального сервера лежит целиком на пользователе.</w:t>
-      </w:r>
-    </w:p>
-    <w:p/>
-    <w:p>
-      <w:r>
-        <w:t>Главное отличие: локальные системы труднее атаковать удалённо, но при получении доступа к домашней сети любым путём они раскрывают полный контроль над устройствами без каких-либо облачных фильтров и защит.</w:t>
+        <w:t>Home Assistant, запущенный без надлежащей защиты и доступный из интернета, становится единой точкой отказа</w:t>
+      </w:r>
+      <w:r>
+        <w:t>, так как</w:t>
+      </w:r>
+      <w:r>
+        <w:t xml:space="preserve"> через него атакующий получает доступ ко всем устройствам одновременно. При этом облачный производитель хотя бы поддерживает собственную инфраструктуру безопасности, а ответственность за настройку локального сервера лежит целиком на пользователе.</w:t>
+      </w:r>
+    </w:p>
+    <w:p/>
+    <w:p>
+      <w:r>
+        <w:t>Главное отличие</w:t>
+      </w:r>
+      <w:r>
+        <w:t xml:space="preserve"> -</w:t>
+      </w:r>
+      <w:r>
+        <w:t xml:space="preserve"> локальные системы труднее атаковать удалённо, но при получении доступа к домашней сети любым путём они раскрывают полный контроль над устройствами без каких-либо облачных фильтров и защит.</w:t>
+      </w:r>
+      <w:r>
+        <w:br/>
+      </w:r>
+      <w:r>
+        <w:br/>
+      </w:r>
+      <w:r>
+        <w:lastRenderedPageBreak/>
+        <w:t>Если мы говорим про проводные системы умного дома, то они значительно надежнее и безопаснее. Сильнее защищены и не передают данные в сеть. Работают полностью автономно и рассчитаны на полную изоляцию.</w:t>
       </w:r>
     </w:p>
     <w:p/>
@@ -60,7 +76,13 @@
     <w:p/>
     <w:p>
       <w:r>
-        <w:t>Гостевая сеть решает простую задачу: изолирует устройства от основной сети и друг от друга. Этого достаточно для лампочек и умных розеток, которым нужен только доступ в интернет и ничего более.</w:t>
+        <w:t>Гостевая сеть решает простую задачу</w:t>
+      </w:r>
+      <w:r>
+        <w:t xml:space="preserve"> -</w:t>
+      </w:r>
+      <w:r>
+        <w:t xml:space="preserve"> изолирует устройства от основной сети и друг от друга. Этого достаточно для лампочек и умных розеток, которым нужен только доступ в интернет и ничего более.</w:t>
       </w:r>
     </w:p>
     <w:p/>
@@ -71,29 +93,71 @@
     </w:p>
     <w:p/>
     <w:p>
-      <w:r>
-        <w:t>Первый из них: в сети есть NAS с чувствительными данными. NAS должен быть доступен только с конкретных устройств в локальной сети и не иметь выхода в интернет. Гостевая сеть этого не обеспечивает, так как не позволяет задавать правила трафика между сегментами.</w:t>
-      </w:r>
-    </w:p>
-    <w:p/>
-    <w:p>
-      <w:r>
-        <w:t>Второй сценарий: видеокамеры должны записывать только на локальный видеорегистратор и не иметь прямого доступа в интернет. Если камера взломана, она не должна иметь возможности передавать видеопоток наружу. Правило межсетевого экрана, блокирующее исходящий трафик из сегмента камер, решает эту задачу. Гостевая сеть на большинстве потребительских роутеров такой возможности не даёт.</w:t>
-      </w:r>
-    </w:p>
-    <w:p/>
-    <w:p>
-      <w:r>
-        <w:t>Третий сценарий: устройства умного дома не должны общаться между собой. В гостевой сети устройства изолированы друг от друга по умолчанию, но контролировать это правило явно и надёжно можно только через VLAN с прописанными правилами.</w:t>
-      </w:r>
-    </w:p>
-    <w:p/>
-    <w:p>
-      <w:r>
-        <w:t>Четвёртый сценарий: нужна журнализация трафика для последующего аудита. Полноценный межсетевой экран с логами на уровне VLAN даёт видимость происходящего, гостевая сеть потребительского роутера нет.</w:t>
-      </w:r>
-    </w:p>
-    <w:p/>
+      <w:pPr>
+        <w:pStyle w:val="a7"/>
+        <w:numPr>
+          <w:ilvl w:val="0"/>
+          <w:numId w:val="1"/>
+        </w:numPr>
+      </w:pPr>
+      <w:r>
+        <w:t>В</w:t>
+      </w:r>
+      <w:r>
+        <w:t xml:space="preserve"> сети есть NAS с чувствительными данными. NAS должен быть доступен только с конкретных устройств в локальной сети и не иметь выхода в интернет. Гостевая сеть этого не обеспечивает, так как не позволяет задавать правила трафика между сегментами.</w:t>
+      </w:r>
+    </w:p>
+    <w:p>
+      <w:pPr>
+        <w:pStyle w:val="a7"/>
+        <w:numPr>
+          <w:ilvl w:val="0"/>
+          <w:numId w:val="1"/>
+        </w:numPr>
+      </w:pPr>
+      <w:r>
+        <w:t>В</w:t>
+      </w:r>
+      <w:r>
+        <w:t>идеокамеры должны записывать только на локальный видеорегистратор и не иметь прямого доступа в интернет. Если камера взломана, она не должна иметь возможности передавать видеопоток наружу. Правило межсетевого экрана, блокирующее исходящий трафик из сегмента камер, решает эту задачу. Гостевая сеть на большинстве потребительских роутеров такой возможности не даёт.</w:t>
+      </w:r>
+    </w:p>
+    <w:p>
+      <w:pPr>
+        <w:pStyle w:val="a7"/>
+        <w:numPr>
+          <w:ilvl w:val="0"/>
+          <w:numId w:val="1"/>
+        </w:numPr>
+      </w:pPr>
+      <w:r>
+        <w:t>С</w:t>
+      </w:r>
+      <w:r>
+        <w:t>ценари</w:t>
+      </w:r>
+      <w:r>
+        <w:t>й</w:t>
+      </w:r>
+      <w:r>
+        <w:t xml:space="preserve"> устройства умного дома не должны общаться между собой. В гостевой сети устройства изолированы друг от друга по умолчанию, но контролировать это правило явно и надёжно можно только через VLAN с прописанными правилами.</w:t>
+      </w:r>
+    </w:p>
+    <w:p>
+      <w:pPr>
+        <w:pStyle w:val="a7"/>
+        <w:numPr>
+          <w:ilvl w:val="0"/>
+          <w:numId w:val="1"/>
+        </w:numPr>
+      </w:pPr>
+      <w:r>
+        <w:t>Н</w:t>
+      </w:r>
+      <w:r>
+        <w:t>ужна журнализация трафика для последующего аудита. Полноценный межсетевой экран с логами на уровне VLAN даёт видимость происходящего, гостевая сеть потребительского роутера нет.</w:t>
+      </w:r>
+    </w:p>
     <w:p/>
     <w:p>
       <w:r>
@@ -146,7 +210,11 @@
     <w:p/>
     <w:p>
       <w:r>
-        <w:t>Ключевой принцип: видеокамера не должна самостоятельно выходить в интернет. Ни для обновлений, ни для облачного хранения, ни для удалённого доступа через сервер производителя. Всё это создаёт зависимость от третьей стороны и расширяет поверхность атаки.</w:t>
+        <w:t xml:space="preserve">Ключевой принцип: видеокамера не должна самостоятельно выходить в интернет. Ни для обновлений, ни для облачного хранения, ни для удалённого доступа через </w:t>
+      </w:r>
+      <w:r>
+        <w:lastRenderedPageBreak/>
+        <w:t>сервер производителя. Всё это создаёт зависимость от третьей стороны и расширяет поверхность атаки.</w:t>
       </w:r>
     </w:p>
     <w:p/>
@@ -182,38 +250,99 @@
     </w:p>
     <w:p/>
     <w:p>
-      <w:r>
-        <w:t>Первое и самое важное: сменить все заводские пароли. На роутере, на каждой камере, на NAS, на любом устройстве с веб-интерфейсом. Это устраняет самый распространённый вектор атаки.</w:t>
-      </w:r>
-    </w:p>
-    <w:p/>
-    <w:p>
-      <w:r>
-        <w:t>Второе: отключить UPnP на роутере. В большинстве домашних сценариев он не нужен, а риски от него значительные.</w:t>
-      </w:r>
-    </w:p>
-    <w:p/>
-    <w:p>
-      <w:r>
-        <w:t>Третье: разделить сеть. Минимальный вариант это отдельная WiFi-сеть для IoT-устройств. Оптимальный вариант это VLAN с правилами для видеокамер, NAS и умных устройств отдельно.</w:t>
-      </w:r>
-    </w:p>
-    <w:p/>
-    <w:p>
-      <w:r>
-        <w:t>Четвёртое: отказаться от проброса портов и перейти на VPN для любого удалённого доступа. WireGuard на роутере или на отдельном сервере решает эту задачу быстро и надёжно.</w:t>
-      </w:r>
-    </w:p>
-    <w:p/>
-    <w:p>
-      <w:r>
-        <w:t>Пятое: обновить прошивку всех устройств и настроить автообновление там, где это возможно. Большинство критических уязвимостей, которые эксплуатируются в реальных атаках, давно закрыты в актуальных версиях прошивок.</w:t>
-      </w:r>
-    </w:p>
-    <w:p/>
-    <w:p>
-      <w:r>
-        <w:t>Шестое: отключить облачный доступ производителя на камерах, если он включён по умолчанию. Для большинства камер это опция в настройках. После этого шага камера продолжает работать в локальной сети, но перестаёт передавать данные на серверы производителя.</w:t>
+      <w:pPr>
+        <w:pStyle w:val="a7"/>
+        <w:numPr>
+          <w:ilvl w:val="0"/>
+          <w:numId w:val="2"/>
+        </w:numPr>
+      </w:pPr>
+      <w:r>
+        <w:t>С</w:t>
+      </w:r>
+      <w:r>
+        <w:t>менить все заводские пароли. На роутере, на каждой камере, на NAS, на любом устройстве с веб-интерфейсом. Это устраняет самый распространённый вектор атаки.</w:t>
+      </w:r>
+    </w:p>
+    <w:p/>
+    <w:p>
+      <w:pPr>
+        <w:pStyle w:val="a7"/>
+        <w:numPr>
+          <w:ilvl w:val="0"/>
+          <w:numId w:val="2"/>
+        </w:numPr>
+      </w:pPr>
+      <w:r>
+        <w:t>О</w:t>
+      </w:r>
+      <w:r>
+        <w:t>тключить UPnP на роутере. В большинстве домашних сценариев он не нужен, а риски от него значительные.</w:t>
+      </w:r>
+    </w:p>
+    <w:p/>
+    <w:p>
+      <w:pPr>
+        <w:pStyle w:val="a7"/>
+        <w:numPr>
+          <w:ilvl w:val="0"/>
+          <w:numId w:val="2"/>
+        </w:numPr>
+      </w:pPr>
+      <w:r>
+        <w:lastRenderedPageBreak/>
+        <w:t>Р</w:t>
+      </w:r>
+      <w:r>
+        <w:t>азделить сеть. Минимальный вариант это отдельная WiFi-сеть для IoT-устройств. Оптимальный вариант это VLAN с правилами для видеокамер, NAS и умных устройств отдельно.</w:t>
+      </w:r>
+    </w:p>
+    <w:p/>
+    <w:p>
+      <w:pPr>
+        <w:pStyle w:val="a7"/>
+        <w:numPr>
+          <w:ilvl w:val="0"/>
+          <w:numId w:val="2"/>
+        </w:numPr>
+      </w:pPr>
+      <w:r>
+        <w:t>О</w:t>
+      </w:r>
+      <w:r>
+        <w:t>тказаться от проброса портов и перейти на VPN для любого удалённого доступа. WireGuard на роутере или на отдельном сервере решает эту задачу быстро и надёжно.</w:t>
+      </w:r>
+    </w:p>
+    <w:p/>
+    <w:p>
+      <w:pPr>
+        <w:pStyle w:val="a7"/>
+        <w:numPr>
+          <w:ilvl w:val="0"/>
+          <w:numId w:val="2"/>
+        </w:numPr>
+      </w:pPr>
+      <w:r>
+        <w:t>О</w:t>
+      </w:r>
+      <w:r>
+        <w:t>бновить прошивку всех устройств и настроить автообновление там, где это возможно. Большинство критических уязвимостей, которые эксплуатируются в реальных атаках, давно закрыты в актуальных версиях прошивок.</w:t>
+      </w:r>
+    </w:p>
+    <w:p/>
+    <w:p>
+      <w:pPr>
+        <w:pStyle w:val="a7"/>
+        <w:numPr>
+          <w:ilvl w:val="0"/>
+          <w:numId w:val="2"/>
+        </w:numPr>
+      </w:pPr>
+      <w:r>
+        <w:t>О</w:t>
+      </w:r>
+      <w:r>
+        <w:t>тключить облачный доступ производителя на камерах, если он включён по умолчанию. Для большинства камер это опция в настройках. После этого шага камера продолжает работать в локальной сети, но перестаёт передавать данные на серверы производителя.</w:t>
       </w:r>
     </w:p>
     <w:p/>
@@ -231,6 +360,195 @@
     </w:sectPr>
   </w:body>
 </w:document>
+</file>
+
+<file path=word/numbering.xml><?xml version="1.0" encoding="utf-8"?>
+<w:numbering xmlns:wpc="http://schemas.microsoft.com/office/word/2010/wordprocessingCanvas" xmlns:cx="http://schemas.microsoft.com/office/drawing/2014/chartex" xmlns:cx1="http://schemas.microsoft.com/office/drawing/2015/9/8/chartex" xmlns:cx2="http://schemas.microsoft.com/office/drawing/2015/10/21/chartex" xmlns:cx3="http://schemas.microsoft.com/office/drawing/2016/5/9/chartex" xmlns:cx4="http://schemas.microsoft.com/office/drawing/2016/5/10/chartex" xmlns:cx5="http://schemas.microsoft.com/office/drawing/2016/5/11/chartex" xmlns:cx6="http://schemas.microsoft.com/office/drawing/2016/5/12/chartex" xmlns:cx7="http://schemas.microsoft.com/office/drawing/2016/5/13/chartex" xmlns:cx8="http://schemas.microsoft.com/office/drawing/2016/5/14/chartex" xmlns:mc="http://schemas.openxmlformats.org/markup-compatibility/2006" xmlns:aink="http://schemas.microsoft.com/office/drawing/2016/ink" xmlns:am3d="http://schemas.microsoft.com/office/drawing/2017/model3d" xmlns:o="urn:schemas-microsoft-com:office:office" xmlns:oel="http://schemas.microsoft.com/office/2019/extlst" xmlns:r="http://schemas.openxmlformats.org/officeDocument/2006/relationships" xmlns:m="http://schemas.openxmlformats.org/officeDocument/2006/math" xmlns:v="urn:schemas-microsoft-com:vml" xmlns:wp14="http://schemas.microsoft.com/office/word/2010/wordprocessingDrawing" xmlns:wp="http://schemas.openxmlformats.org/drawingml/2006/wordprocessingDrawing" xmlns:w10="urn:schemas-microsoft-com:office:word" xmlns:w="http://schemas.openxmlformats.org/wordprocessingml/2006/main" xmlns:w14="http://schemas.microsoft.com/office/word/2010/wordml" xmlns:w15="http://schemas.microsoft.com/office/word/2012/wordml" xmlns:w16cex="http://schemas.microsoft.com/office/word/2018/wordml/cex" xmlns:w16cid="http://schemas.microsoft.com/office/word/2016/wordml/cid" xmlns:w16="http://schemas.microsoft.com/office/word/2018/wordml" xmlns:w16sdtdh="http://schemas.microsoft.com/office/word/2020/wordml/sdtdatahash" xmlns:w16se="http://schemas.microsoft.com/office/word/2015/wordml/symex" xmlns:wpg="http://schemas.microsoft.com/office/word/2010/wordprocessingGroup" xmlns:wpi="http://schemas.microsoft.com/office/word/2010/wordprocessingInk" xmlns:wne="http://schemas.microsoft.com/office/word/2006/wordml" xmlns:wps="http://schemas.microsoft.com/office/word/2010/wordprocessingShape" mc:Ignorable="w14 w15 w16se w16cid w16 w16cex w16sdtdh wp14">
+  <w:abstractNum w:abstractNumId="0" w15:restartNumberingAfterBreak="0">
+    <w:nsid w:val="033944B1"/>
+    <w:multiLevelType w:val="hybridMultilevel"/>
+    <w:tmpl w:val="1F429688"/>
+    <w:lvl w:ilvl="0" w:tplc="0419000F">
+      <w:start w:val="1"/>
+      <w:numFmt w:val="decimal"/>
+      <w:lvlText w:val="%1."/>
+      <w:lvlJc w:val="left"/>
+      <w:pPr>
+        <w:ind w:left="720" w:hanging="360"/>
+      </w:pPr>
+      <w:rPr>
+        <w:rFonts w:hint="default"/>
+      </w:rPr>
+    </w:lvl>
+    <w:lvl w:ilvl="1" w:tplc="04190019" w:tentative="1">
+      <w:start w:val="1"/>
+      <w:numFmt w:val="lowerLetter"/>
+      <w:lvlText w:val="%2."/>
+      <w:lvlJc w:val="left"/>
+      <w:pPr>
+        <w:ind w:left="1440" w:hanging="360"/>
+      </w:pPr>
+    </w:lvl>
+    <w:lvl w:ilvl="2" w:tplc="0419001B" w:tentative="1">
+      <w:start w:val="1"/>
+      <w:numFmt w:val="lowerRoman"/>
+      <w:lvlText w:val="%3."/>
+      <w:lvlJc w:val="right"/>
+      <w:pPr>
+        <w:ind w:left="2160" w:hanging="180"/>
+      </w:pPr>
+    </w:lvl>
+    <w:lvl w:ilvl="3" w:tplc="0419000F" w:tentative="1">
+      <w:start w:val="1"/>
+      <w:numFmt w:val="decimal"/>
+      <w:lvlText w:val="%4."/>
+      <w:lvlJc w:val="left"/>
+      <w:pPr>
+        <w:ind w:left="2880" w:hanging="360"/>
+      </w:pPr>
+    </w:lvl>
+    <w:lvl w:ilvl="4" w:tplc="04190019" w:tentative="1">
+      <w:start w:val="1"/>
+      <w:numFmt w:val="lowerLetter"/>
+      <w:lvlText w:val="%5."/>
+      <w:lvlJc w:val="left"/>
+      <w:pPr>
+        <w:ind w:left="3600" w:hanging="360"/>
+      </w:pPr>
+    </w:lvl>
+    <w:lvl w:ilvl="5" w:tplc="0419001B" w:tentative="1">
+      <w:start w:val="1"/>
+      <w:numFmt w:val="lowerRoman"/>
+      <w:lvlText w:val="%6."/>
+      <w:lvlJc w:val="right"/>
+      <w:pPr>
+        <w:ind w:left="4320" w:hanging="180"/>
+      </w:pPr>
+    </w:lvl>
+    <w:lvl w:ilvl="6" w:tplc="0419000F" w:tentative="1">
+      <w:start w:val="1"/>
+      <w:numFmt w:val="decimal"/>
+      <w:lvlText w:val="%7."/>
+      <w:lvlJc w:val="left"/>
+      <w:pPr>
+        <w:ind w:left="5040" w:hanging="360"/>
+      </w:pPr>
+    </w:lvl>
+    <w:lvl w:ilvl="7" w:tplc="04190019" w:tentative="1">
+      <w:start w:val="1"/>
+      <w:numFmt w:val="lowerLetter"/>
+      <w:lvlText w:val="%8."/>
+      <w:lvlJc w:val="left"/>
+      <w:pPr>
+        <w:ind w:left="5760" w:hanging="360"/>
+      </w:pPr>
+    </w:lvl>
+    <w:lvl w:ilvl="8" w:tplc="0419001B" w:tentative="1">
+      <w:start w:val="1"/>
+      <w:numFmt w:val="lowerRoman"/>
+      <w:lvlText w:val="%9."/>
+      <w:lvlJc w:val="right"/>
+      <w:pPr>
+        <w:ind w:left="6480" w:hanging="180"/>
+      </w:pPr>
+    </w:lvl>
+  </w:abstractNum>
+  <w:abstractNum w:abstractNumId="1" w15:restartNumberingAfterBreak="0">
+    <w:nsid w:val="6E256144"/>
+    <w:multiLevelType w:val="hybridMultilevel"/>
+    <w:tmpl w:val="46C20E24"/>
+    <w:lvl w:ilvl="0" w:tplc="0419000F">
+      <w:start w:val="1"/>
+      <w:numFmt w:val="decimal"/>
+      <w:lvlText w:val="%1."/>
+      <w:lvlJc w:val="left"/>
+      <w:pPr>
+        <w:ind w:left="720" w:hanging="360"/>
+      </w:pPr>
+      <w:rPr>
+        <w:rFonts w:hint="default"/>
+      </w:rPr>
+    </w:lvl>
+    <w:lvl w:ilvl="1" w:tplc="04190019" w:tentative="1">
+      <w:start w:val="1"/>
+      <w:numFmt w:val="lowerLetter"/>
+      <w:lvlText w:val="%2."/>
+      <w:lvlJc w:val="left"/>
+      <w:pPr>
+        <w:ind w:left="1440" w:hanging="360"/>
+      </w:pPr>
+    </w:lvl>
+    <w:lvl w:ilvl="2" w:tplc="0419001B" w:tentative="1">
+      <w:start w:val="1"/>
+      <w:numFmt w:val="lowerRoman"/>
+      <w:lvlText w:val="%3."/>
+      <w:lvlJc w:val="right"/>
+      <w:pPr>
+        <w:ind w:left="2160" w:hanging="180"/>
+      </w:pPr>
+    </w:lvl>
+    <w:lvl w:ilvl="3" w:tplc="0419000F" w:tentative="1">
+      <w:start w:val="1"/>
+      <w:numFmt w:val="decimal"/>
+      <w:lvlText w:val="%4."/>
+      <w:lvlJc w:val="left"/>
+      <w:pPr>
+        <w:ind w:left="2880" w:hanging="360"/>
+      </w:pPr>
+    </w:lvl>
+    <w:lvl w:ilvl="4" w:tplc="04190019" w:tentative="1">
+      <w:start w:val="1"/>
+      <w:numFmt w:val="lowerLetter"/>
+      <w:lvlText w:val="%5."/>
+      <w:lvlJc w:val="left"/>
+      <w:pPr>
+        <w:ind w:left="3600" w:hanging="360"/>
+      </w:pPr>
+    </w:lvl>
+    <w:lvl w:ilvl="5" w:tplc="0419001B" w:tentative="1">
+      <w:start w:val="1"/>
+      <w:numFmt w:val="lowerRoman"/>
+      <w:lvlText w:val="%6."/>
+      <w:lvlJc w:val="right"/>
+      <w:pPr>
+        <w:ind w:left="4320" w:hanging="180"/>
+      </w:pPr>
+    </w:lvl>
+    <w:lvl w:ilvl="6" w:tplc="0419000F" w:tentative="1">
+      <w:start w:val="1"/>
+      <w:numFmt w:val="decimal"/>
+      <w:lvlText w:val="%7."/>
+      <w:lvlJc w:val="left"/>
+      <w:pPr>
+        <w:ind w:left="5040" w:hanging="360"/>
+      </w:pPr>
+    </w:lvl>
+    <w:lvl w:ilvl="7" w:tplc="04190019" w:tentative="1">
+      <w:start w:val="1"/>
+      <w:numFmt w:val="lowerLetter"/>
+      <w:lvlText w:val="%8."/>
+      <w:lvlJc w:val="left"/>
+      <w:pPr>
+        <w:ind w:left="5760" w:hanging="360"/>
+      </w:pPr>
+    </w:lvl>
+    <w:lvl w:ilvl="8" w:tplc="0419001B" w:tentative="1">
+      <w:start w:val="1"/>
+      <w:numFmt w:val="lowerRoman"/>
+      <w:lvlText w:val="%9."/>
+      <w:lvlJc w:val="right"/>
+      <w:pPr>
+        <w:ind w:left="6480" w:hanging="180"/>
+      </w:pPr>
+    </w:lvl>
+  </w:abstractNum>
+  <w:num w:numId="1" w16cid:durableId="1492024004">
+    <w:abstractNumId w:val="0"/>
+  </w:num>
+  <w:num w:numId="2" w16cid:durableId="400492514">
+    <w:abstractNumId w:val="1"/>
+  </w:num>
+</w:numbering>
 </file>
 
 <file path=word/styles.xml><?xml version="1.0" encoding="utf-8"?>
